--- a/МатМодиИИ/ФОС/ОС_Б1.О.03.02_Физическая_культура_и_спорт.docx
+++ b/МатМодиИИ/ФОС/ОС_Б1.О.03.02_Физическая_культура_и_спорт.docx
@@ -7340,6 +7340,118 @@
         <w:lastRenderedPageBreak/>
         <w:t>ФОРМЫ ТЕКУЩЕГО КОНТРОЛЯ.</w:t>
       </w:r>
+    </w:p>
+    <w:p>
+      <w:r>
+        <w:t>Дополнительные формы и материалы текущего контроля</w:t>
+      </w:r>
+    </w:p>
+    <w:p>
+      <w:pPr>
+        <w:pStyle w:val="ac"/>
+        <w:ind w:left="0" w:right="-2" w:firstLine="709"/>
+        <w:jc w:val="both"/>
+        <w:rPr>
+          <w:color w:val="000000"/>
+          <w:sz w:val="27"/>
+          <w:szCs w:val="27"/>
+          <w:lang w:val="ru-RU"/>
+        </w:rPr>
+      </w:pPr>
+      <w:r>
+        <w:rPr>
+          <w:color w:val="000000"/>
+          <w:sz w:val="27"/>
+          <w:szCs w:val="27"/>
+          <w:lang w:val="ru-RU"/>
+        </w:rPr>
+        <w:t>С</w:t>
+      </w:r>
+      <w:r>
+        <w:rPr>
+          <w:color w:val="000000"/>
+          <w:sz w:val="27"/>
+          <w:szCs w:val="27"/>
+          <w:lang w:val="ru-RU"/>
+        </w:rPr>
+        <w:t xml:space="preserve">дача </w:t>
+      </w:r>
+      <w:r>
+        <w:rPr>
+          <w:color w:val="000000"/>
+          <w:sz w:val="27"/>
+          <w:szCs w:val="27"/>
+          <w:lang w:val="ru-RU"/>
+        </w:rPr>
+        <w:t>контрольных нормативов (для групп спец. «Б» и освобожденных студентов от практических занятий – подготовка рефератов и презентаций)</w:t>
+      </w:r>
+    </w:p>
+    <w:p>
+      <w:pPr>
+        <w:pStyle w:val="ac"/>
+        <w:ind w:left="0" w:right="-2" w:firstLine="709"/>
+        <w:jc w:val="both"/>
+        <w:rPr>
+          <w:iCs/>
+          <w:sz w:val="28"/>
+          <w:lang w:val="ru-RU"/>
+        </w:rPr>
+      </w:pPr>
+      <w:r>
+        <w:rPr>
+          <w:color w:val="000000"/>
+          <w:sz w:val="27"/>
+          <w:szCs w:val="27"/>
+          <w:lang w:val="ru-RU"/>
+        </w:rPr>
+        <w:t>С</w:t>
+      </w:r>
+      <w:proofErr w:type="spellStart"/>
+      <w:r>
+        <w:rPr>
+          <w:color w:val="000000"/>
+          <w:sz w:val="27"/>
+          <w:szCs w:val="27"/>
+        </w:rPr>
+        <w:t>дача</w:t>
+      </w:r>
+      <w:proofErr w:type="spellEnd"/>
+      <w:r>
+        <w:rPr>
+          <w:color w:val="000000"/>
+          <w:sz w:val="27"/>
+          <w:szCs w:val="27"/>
+        </w:rPr>
+        <w:t xml:space="preserve"> </w:t>
+      </w:r>
+      <w:proofErr w:type="spellStart"/>
+      <w:r>
+        <w:rPr>
+          <w:color w:val="000000"/>
+          <w:sz w:val="27"/>
+          <w:szCs w:val="27"/>
+        </w:rPr>
+        <w:t>теоретического</w:t>
+      </w:r>
+      <w:proofErr w:type="spellEnd"/>
+      <w:r>
+        <w:rPr>
+          <w:color w:val="000000"/>
+          <w:sz w:val="27"/>
+          <w:szCs w:val="27"/>
+        </w:rPr>
+        <w:t xml:space="preserve"> </w:t>
+      </w:r>
+      <w:proofErr w:type="spellStart"/>
+      <w:r>
+        <w:rPr>
+          <w:color w:val="000000"/>
+          <w:sz w:val="27"/>
+          <w:szCs w:val="27"/>
+        </w:rPr>
+        <w:t>зачёта</w:t>
+      </w:r>
+      <w:proofErr w:type="spellEnd"/>
     </w:p>
     <w:p>
       <w:pPr>
